--- a/Nika/print/rankings/by_cat_top3_mf.docx
+++ b/Nika/print/rankings/by_cat_top3_mf.docx
@@ -149,29 +149,29 @@
                 <w:sz w:val="20"/>
                 <w:szCs w:val="20"/>
               </w:rPr>
-              <w:t xml:space="preserve">215</w:t>
-            </w:r>
-          </w:p>
-        </w:tc>
-        <w:tc>
-          <w:tcPr>
-            <w:tcW w:w="2303" w:type="dxa"/>
-          </w:tcPr>
-          <w:p>
-            <w:pPr>
-              <w:rPr>
-                <w:rFonts w:ascii="Times New Roman" w:hAnsi="Times New Roman" w:cs="Times New Roman"/>
-                <w:sz w:val="20"/>
-                <w:szCs w:val="20"/>
-              </w:rPr>
-            </w:pPr>
-            <w:r>
-              <w:rPr>
-                <w:rFonts w:ascii="Times New Roman" w:hAnsi="Times New Roman" w:cs="Times New Roman"/>
-                <w:sz w:val="20"/>
-                <w:szCs w:val="20"/>
-              </w:rPr>
-              <w:t xml:space="preserve">147</w:t>
+              <w:t xml:space="preserve">216</w:t>
+            </w:r>
+          </w:p>
+        </w:tc>
+        <w:tc>
+          <w:tcPr>
+            <w:tcW w:w="2303" w:type="dxa"/>
+          </w:tcPr>
+          <w:p>
+            <w:pPr>
+              <w:rPr>
+                <w:rFonts w:ascii="Times New Roman" w:hAnsi="Times New Roman" w:cs="Times New Roman"/>
+                <w:sz w:val="20"/>
+                <w:szCs w:val="20"/>
+              </w:rPr>
+            </w:pPr>
+            <w:r>
+              <w:rPr>
+                <w:rFonts w:ascii="Times New Roman" w:hAnsi="Times New Roman" w:cs="Times New Roman"/>
+                <w:sz w:val="20"/>
+                <w:szCs w:val="20"/>
+              </w:rPr>
+              <w:t xml:space="preserve">148</w:t>
             </w:r>
           </w:p>
         </w:tc>
@@ -239,51 +239,51 @@
                 <w:sz w:val="20"/>
                 <w:szCs w:val="20"/>
               </w:rPr>
-              <w:t xml:space="preserve">132</w:t>
-            </w:r>
-          </w:p>
-        </w:tc>
-        <w:tc>
-          <w:tcPr>
-            <w:tcW w:w="2303" w:type="dxa"/>
-          </w:tcPr>
-          <w:p>
-            <w:pPr>
-              <w:rPr>
-                <w:rFonts w:ascii="Times New Roman" w:hAnsi="Times New Roman" w:cs="Times New Roman"/>
-                <w:sz w:val="20"/>
-                <w:szCs w:val="20"/>
-              </w:rPr>
-            </w:pPr>
-            <w:r>
-              <w:rPr>
-                <w:rFonts w:ascii="Times New Roman" w:hAnsi="Times New Roman" w:cs="Times New Roman"/>
-                <w:sz w:val="20"/>
-                <w:szCs w:val="20"/>
-              </w:rPr>
-              <w:t xml:space="preserve">92</w:t>
-            </w:r>
-          </w:p>
-        </w:tc>
-        <w:tc>
-          <w:tcPr>
-            <w:tcW w:w="2303" w:type="dxa"/>
-          </w:tcPr>
-          <w:p>
-            <w:pPr>
-              <w:rPr>
-                <w:rFonts w:ascii="Times New Roman" w:hAnsi="Times New Roman" w:cs="Times New Roman"/>
-                <w:sz w:val="20"/>
-                <w:szCs w:val="20"/>
-              </w:rPr>
-            </w:pPr>
-            <w:r>
-              <w:rPr>
-                <w:rFonts w:ascii="Times New Roman" w:hAnsi="Times New Roman" w:cs="Times New Roman"/>
-                <w:sz w:val="20"/>
-                <w:szCs w:val="20"/>
-              </w:rPr>
-              <w:t xml:space="preserve">40</w:t>
+              <w:t xml:space="preserve">137</w:t>
+            </w:r>
+          </w:p>
+        </w:tc>
+        <w:tc>
+          <w:tcPr>
+            <w:tcW w:w="2303" w:type="dxa"/>
+          </w:tcPr>
+          <w:p>
+            <w:pPr>
+              <w:rPr>
+                <w:rFonts w:ascii="Times New Roman" w:hAnsi="Times New Roman" w:cs="Times New Roman"/>
+                <w:sz w:val="20"/>
+                <w:szCs w:val="20"/>
+              </w:rPr>
+            </w:pPr>
+            <w:r>
+              <w:rPr>
+                <w:rFonts w:ascii="Times New Roman" w:hAnsi="Times New Roman" w:cs="Times New Roman"/>
+                <w:sz w:val="20"/>
+                <w:szCs w:val="20"/>
+              </w:rPr>
+              <w:t xml:space="preserve">96</w:t>
+            </w:r>
+          </w:p>
+        </w:tc>
+        <w:tc>
+          <w:tcPr>
+            <w:tcW w:w="2303" w:type="dxa"/>
+          </w:tcPr>
+          <w:p>
+            <w:pPr>
+              <w:rPr>
+                <w:rFonts w:ascii="Times New Roman" w:hAnsi="Times New Roman" w:cs="Times New Roman"/>
+                <w:sz w:val="20"/>
+                <w:szCs w:val="20"/>
+              </w:rPr>
+            </w:pPr>
+            <w:r>
+              <w:rPr>
+                <w:rFonts w:ascii="Times New Roman" w:hAnsi="Times New Roman" w:cs="Times New Roman"/>
+                <w:sz w:val="20"/>
+                <w:szCs w:val="20"/>
+              </w:rPr>
+              <w:t xml:space="preserve">41</w:t>
             </w:r>
           </w:p>
         </w:tc>
@@ -329,51 +329,51 @@
                 <w:sz w:val="20"/>
                 <w:szCs w:val="20"/>
               </w:rPr>
-              <w:t xml:space="preserve">215</w:t>
-            </w:r>
-          </w:p>
-        </w:tc>
-        <w:tc>
-          <w:tcPr>
-            <w:tcW w:w="2303" w:type="dxa"/>
-          </w:tcPr>
-          <w:p>
-            <w:pPr>
-              <w:rPr>
-                <w:rFonts w:ascii="Times New Roman" w:hAnsi="Times New Roman" w:cs="Times New Roman"/>
-                <w:sz w:val="20"/>
-                <w:szCs w:val="20"/>
-              </w:rPr>
-            </w:pPr>
-            <w:r>
-              <w:rPr>
-                <w:rFonts w:ascii="Times New Roman" w:hAnsi="Times New Roman" w:cs="Times New Roman"/>
-                <w:sz w:val="20"/>
-                <w:szCs w:val="20"/>
-              </w:rPr>
-              <w:t xml:space="preserve">147</w:t>
-            </w:r>
-          </w:p>
-        </w:tc>
-        <w:tc>
-          <w:tcPr>
-            <w:tcW w:w="2303" w:type="dxa"/>
-          </w:tcPr>
-          <w:p>
-            <w:pPr>
-              <w:rPr>
-                <w:rFonts w:ascii="Times New Roman" w:hAnsi="Times New Roman" w:cs="Times New Roman"/>
-                <w:sz w:val="20"/>
-                <w:szCs w:val="20"/>
-              </w:rPr>
-            </w:pPr>
-            <w:r>
-              <w:rPr>
-                <w:rFonts w:ascii="Times New Roman" w:hAnsi="Times New Roman" w:cs="Times New Roman"/>
-                <w:sz w:val="20"/>
-                <w:szCs w:val="20"/>
-              </w:rPr>
-              <w:t xml:space="preserve">68</w:t>
+              <w:t xml:space="preserve">138</w:t>
+            </w:r>
+          </w:p>
+        </w:tc>
+        <w:tc>
+          <w:tcPr>
+            <w:tcW w:w="2303" w:type="dxa"/>
+          </w:tcPr>
+          <w:p>
+            <w:pPr>
+              <w:rPr>
+                <w:rFonts w:ascii="Times New Roman" w:hAnsi="Times New Roman" w:cs="Times New Roman"/>
+                <w:sz w:val="20"/>
+                <w:szCs w:val="20"/>
+              </w:rPr>
+            </w:pPr>
+            <w:r>
+              <w:rPr>
+                <w:rFonts w:ascii="Times New Roman" w:hAnsi="Times New Roman" w:cs="Times New Roman"/>
+                <w:sz w:val="20"/>
+                <w:szCs w:val="20"/>
+              </w:rPr>
+              <w:t xml:space="preserve">97</w:t>
+            </w:r>
+          </w:p>
+        </w:tc>
+        <w:tc>
+          <w:tcPr>
+            <w:tcW w:w="2303" w:type="dxa"/>
+          </w:tcPr>
+          <w:p>
+            <w:pPr>
+              <w:rPr>
+                <w:rFonts w:ascii="Times New Roman" w:hAnsi="Times New Roman" w:cs="Times New Roman"/>
+                <w:sz w:val="20"/>
+                <w:szCs w:val="20"/>
+              </w:rPr>
+            </w:pPr>
+            <w:r>
+              <w:rPr>
+                <w:rFonts w:ascii="Times New Roman" w:hAnsi="Times New Roman" w:cs="Times New Roman"/>
+                <w:sz w:val="20"/>
+                <w:szCs w:val="20"/>
+              </w:rPr>
+              <w:t xml:space="preserve">41</w:t>
             </w:r>
           </w:p>
         </w:tc>
@@ -775,28 +775,6 @@
                 <w:sz w:val="20"/>
                 <w:szCs w:val="20"/>
               </w:rPr>
-              <w:t xml:space="preserve">9</w:t>
-            </w:r>
-          </w:p>
-        </w:tc>
-        <w:tc>
-          <w:tcPr>
-            <w:tcW w:w="2303" w:type="dxa"/>
-          </w:tcPr>
-          <w:p>
-            <w:pPr>
-              <w:rPr>
-                <w:rFonts w:ascii="Times New Roman" w:hAnsi="Times New Roman" w:cs="Times New Roman"/>
-                <w:sz w:val="20"/>
-                <w:szCs w:val="20"/>
-              </w:rPr>
-            </w:pPr>
-            <w:r>
-              <w:rPr>
-                <w:rFonts w:ascii="Times New Roman" w:hAnsi="Times New Roman" w:cs="Times New Roman"/>
-                <w:sz w:val="20"/>
-                <w:szCs w:val="20"/>
-              </w:rPr>
               <w:t xml:space="preserve">4</w:t>
             </w:r>
           </w:p>
@@ -819,7 +797,29 @@
                 <w:sz w:val="20"/>
                 <w:szCs w:val="20"/>
               </w:rPr>
-              <w:t xml:space="preserve">5</w:t>
+              <w:t xml:space="preserve">4</w:t>
+            </w:r>
+          </w:p>
+        </w:tc>
+        <w:tc>
+          <w:tcPr>
+            <w:tcW w:w="2303" w:type="dxa"/>
+          </w:tcPr>
+          <w:p>
+            <w:pPr>
+              <w:rPr>
+                <w:rFonts w:ascii="Times New Roman" w:hAnsi="Times New Roman" w:cs="Times New Roman"/>
+                <w:sz w:val="20"/>
+                <w:szCs w:val="20"/>
+              </w:rPr>
+            </w:pPr>
+            <w:r>
+              <w:rPr>
+                <w:rFonts w:ascii="Times New Roman" w:hAnsi="Times New Roman" w:cs="Times New Roman"/>
+                <w:sz w:val="20"/>
+                <w:szCs w:val="20"/>
+              </w:rPr>
+              <w:t xml:space="preserve">0</w:t>
             </w:r>
           </w:p>
         </w:tc>
@@ -1791,29 +1791,29 @@
                 <w:sz w:val="20"/>
                 <w:szCs w:val="20"/>
               </w:rPr>
-              <w:t xml:space="preserve">9</w:t>
-            </w:r>
-          </w:p>
-        </w:tc>
-        <w:tc>
-          <w:tcPr>
-            <w:tcW w:w="2303" w:type="dxa"/>
-          </w:tcPr>
-          <w:p>
-            <w:pPr>
-              <w:rPr>
-                <w:rFonts w:ascii="Times New Roman" w:hAnsi="Times New Roman" w:cs="Times New Roman"/>
-                <w:sz w:val="20"/>
-                <w:szCs w:val="20"/>
-              </w:rPr>
-            </w:pPr>
-            <w:r>
-              <w:rPr>
-                <w:rFonts w:ascii="Times New Roman" w:hAnsi="Times New Roman" w:cs="Times New Roman"/>
-                <w:sz w:val="20"/>
-                <w:szCs w:val="20"/>
-              </w:rPr>
-              <w:t xml:space="preserve">8</w:t>
+              <w:t xml:space="preserve">4</w:t>
+            </w:r>
+          </w:p>
+        </w:tc>
+        <w:tc>
+          <w:tcPr>
+            <w:tcW w:w="2303" w:type="dxa"/>
+          </w:tcPr>
+          <w:p>
+            <w:pPr>
+              <w:rPr>
+                <w:rFonts w:ascii="Times New Roman" w:hAnsi="Times New Roman" w:cs="Times New Roman"/>
+                <w:sz w:val="20"/>
+                <w:szCs w:val="20"/>
+              </w:rPr>
+            </w:pPr>
+            <w:r>
+              <w:rPr>
+                <w:rFonts w:ascii="Times New Roman" w:hAnsi="Times New Roman" w:cs="Times New Roman"/>
+                <w:sz w:val="20"/>
+                <w:szCs w:val="20"/>
+              </w:rPr>
+              <w:t xml:space="preserve">3</w:t>
             </w:r>
           </w:p>
         </w:tc>
@@ -1926,7 +1926,7 @@
       </w:r>
       <w:r>
         <w:tab/>
-        <w:t xml:space="preserve">0:56:03.0</w:t>
+        <w:t xml:space="preserve">0:56:13.0</w:t>
       </w:r>
       <w:r>
         <w:tab/>
@@ -1956,7 +1956,7 @@
       </w:r>
       <w:r>
         <w:tab/>
-        <w:t xml:space="preserve">0:56:20.8</w:t>
+        <w:t xml:space="preserve">0:56:30.8</w:t>
       </w:r>
       <w:r>
         <w:tab/>
@@ -1986,7 +1986,7 @@
       </w:r>
       <w:r>
         <w:tab/>
-        <w:t xml:space="preserve">0:58:00.3</w:t>
+        <w:t xml:space="preserve">0:56:40.3</w:t>
       </w:r>
       <w:r>
         <w:tab/>
@@ -2648,29 +2648,29 @@
                 <w:sz w:val="20"/>
                 <w:szCs w:val="20"/>
               </w:rPr>
-              <w:t xml:space="preserve">109</w:t>
-            </w:r>
-          </w:p>
-        </w:tc>
-        <w:tc>
-          <w:tcPr>
-            <w:tcW w:w="2303" w:type="dxa"/>
-          </w:tcPr>
-          <w:p>
-            <w:pPr>
-              <w:rPr>
-                <w:rFonts w:ascii="Times New Roman" w:hAnsi="Times New Roman" w:cs="Times New Roman"/>
-                <w:sz w:val="20"/>
-                <w:szCs w:val="20"/>
-              </w:rPr>
-            </w:pPr>
-            <w:r>
-              <w:rPr>
-                <w:rFonts w:ascii="Times New Roman" w:hAnsi="Times New Roman" w:cs="Times New Roman"/>
-                <w:sz w:val="20"/>
-                <w:szCs w:val="20"/>
-              </w:rPr>
-              <w:t xml:space="preserve">71</w:t>
+              <w:t xml:space="preserve">110</w:t>
+            </w:r>
+          </w:p>
+        </w:tc>
+        <w:tc>
+          <w:tcPr>
+            <w:tcW w:w="2303" w:type="dxa"/>
+          </w:tcPr>
+          <w:p>
+            <w:pPr>
+              <w:rPr>
+                <w:rFonts w:ascii="Times New Roman" w:hAnsi="Times New Roman" w:cs="Times New Roman"/>
+                <w:sz w:val="20"/>
+                <w:szCs w:val="20"/>
+              </w:rPr>
+            </w:pPr>
+            <w:r>
+              <w:rPr>
+                <w:rFonts w:ascii="Times New Roman" w:hAnsi="Times New Roman" w:cs="Times New Roman"/>
+                <w:sz w:val="20"/>
+                <w:szCs w:val="20"/>
+              </w:rPr>
+              <w:t xml:space="preserve">72</w:t>
             </w:r>
           </w:p>
         </w:tc>
@@ -2738,51 +2738,51 @@
                 <w:sz w:val="20"/>
                 <w:szCs w:val="20"/>
               </w:rPr>
-              <w:t xml:space="preserve">69</w:t>
-            </w:r>
-          </w:p>
-        </w:tc>
-        <w:tc>
-          <w:tcPr>
-            <w:tcW w:w="2303" w:type="dxa"/>
-          </w:tcPr>
-          <w:p>
-            <w:pPr>
-              <w:rPr>
-                <w:rFonts w:ascii="Times New Roman" w:hAnsi="Times New Roman" w:cs="Times New Roman"/>
-                <w:sz w:val="20"/>
-                <w:szCs w:val="20"/>
-              </w:rPr>
-            </w:pPr>
-            <w:r>
-              <w:rPr>
-                <w:rFonts w:ascii="Times New Roman" w:hAnsi="Times New Roman" w:cs="Times New Roman"/>
-                <w:sz w:val="20"/>
-                <w:szCs w:val="20"/>
-              </w:rPr>
-              <w:t xml:space="preserve">47</w:t>
-            </w:r>
-          </w:p>
-        </w:tc>
-        <w:tc>
-          <w:tcPr>
-            <w:tcW w:w="2303" w:type="dxa"/>
-          </w:tcPr>
-          <w:p>
-            <w:pPr>
-              <w:rPr>
-                <w:rFonts w:ascii="Times New Roman" w:hAnsi="Times New Roman" w:cs="Times New Roman"/>
-                <w:sz w:val="20"/>
-                <w:szCs w:val="20"/>
-              </w:rPr>
-            </w:pPr>
-            <w:r>
-              <w:rPr>
-                <w:rFonts w:ascii="Times New Roman" w:hAnsi="Times New Roman" w:cs="Times New Roman"/>
-                <w:sz w:val="20"/>
-                <w:szCs w:val="20"/>
-              </w:rPr>
-              <w:t xml:space="preserve">22</w:t>
+              <w:t xml:space="preserve">73</w:t>
+            </w:r>
+          </w:p>
+        </w:tc>
+        <w:tc>
+          <w:tcPr>
+            <w:tcW w:w="2303" w:type="dxa"/>
+          </w:tcPr>
+          <w:p>
+            <w:pPr>
+              <w:rPr>
+                <w:rFonts w:ascii="Times New Roman" w:hAnsi="Times New Roman" w:cs="Times New Roman"/>
+                <w:sz w:val="20"/>
+                <w:szCs w:val="20"/>
+              </w:rPr>
+            </w:pPr>
+            <w:r>
+              <w:rPr>
+                <w:rFonts w:ascii="Times New Roman" w:hAnsi="Times New Roman" w:cs="Times New Roman"/>
+                <w:sz w:val="20"/>
+                <w:szCs w:val="20"/>
+              </w:rPr>
+              <w:t xml:space="preserve">50</w:t>
+            </w:r>
+          </w:p>
+        </w:tc>
+        <w:tc>
+          <w:tcPr>
+            <w:tcW w:w="2303" w:type="dxa"/>
+          </w:tcPr>
+          <w:p>
+            <w:pPr>
+              <w:rPr>
+                <w:rFonts w:ascii="Times New Roman" w:hAnsi="Times New Roman" w:cs="Times New Roman"/>
+                <w:sz w:val="20"/>
+                <w:szCs w:val="20"/>
+              </w:rPr>
+            </w:pPr>
+            <w:r>
+              <w:rPr>
+                <w:rFonts w:ascii="Times New Roman" w:hAnsi="Times New Roman" w:cs="Times New Roman"/>
+                <w:sz w:val="20"/>
+                <w:szCs w:val="20"/>
+              </w:rPr>
+              <w:t xml:space="preserve">23</w:t>
             </w:r>
           </w:p>
         </w:tc>
@@ -2828,51 +2828,51 @@
                 <w:sz w:val="20"/>
                 <w:szCs w:val="20"/>
               </w:rPr>
-              <w:t xml:space="preserve">109</w:t>
-            </w:r>
-          </w:p>
-        </w:tc>
-        <w:tc>
-          <w:tcPr>
-            <w:tcW w:w="2303" w:type="dxa"/>
-          </w:tcPr>
-          <w:p>
-            <w:pPr>
-              <w:rPr>
-                <w:rFonts w:ascii="Times New Roman" w:hAnsi="Times New Roman" w:cs="Times New Roman"/>
-                <w:sz w:val="20"/>
-                <w:szCs w:val="20"/>
-              </w:rPr>
-            </w:pPr>
-            <w:r>
-              <w:rPr>
-                <w:rFonts w:ascii="Times New Roman" w:hAnsi="Times New Roman" w:cs="Times New Roman"/>
-                <w:sz w:val="20"/>
-                <w:szCs w:val="20"/>
-              </w:rPr>
-              <w:t xml:space="preserve">71</w:t>
-            </w:r>
-          </w:p>
-        </w:tc>
-        <w:tc>
-          <w:tcPr>
-            <w:tcW w:w="2303" w:type="dxa"/>
-          </w:tcPr>
-          <w:p>
-            <w:pPr>
-              <w:rPr>
-                <w:rFonts w:ascii="Times New Roman" w:hAnsi="Times New Roman" w:cs="Times New Roman"/>
-                <w:sz w:val="20"/>
-                <w:szCs w:val="20"/>
-              </w:rPr>
-            </w:pPr>
-            <w:r>
-              <w:rPr>
-                <w:rFonts w:ascii="Times New Roman" w:hAnsi="Times New Roman" w:cs="Times New Roman"/>
-                <w:sz w:val="20"/>
-                <w:szCs w:val="20"/>
-              </w:rPr>
-              <w:t xml:space="preserve">38</w:t>
+              <w:t xml:space="preserve">73</w:t>
+            </w:r>
+          </w:p>
+        </w:tc>
+        <w:tc>
+          <w:tcPr>
+            <w:tcW w:w="2303" w:type="dxa"/>
+          </w:tcPr>
+          <w:p>
+            <w:pPr>
+              <w:rPr>
+                <w:rFonts w:ascii="Times New Roman" w:hAnsi="Times New Roman" w:cs="Times New Roman"/>
+                <w:sz w:val="20"/>
+                <w:szCs w:val="20"/>
+              </w:rPr>
+            </w:pPr>
+            <w:r>
+              <w:rPr>
+                <w:rFonts w:ascii="Times New Roman" w:hAnsi="Times New Roman" w:cs="Times New Roman"/>
+                <w:sz w:val="20"/>
+                <w:szCs w:val="20"/>
+              </w:rPr>
+              <w:t xml:space="preserve">50</w:t>
+            </w:r>
+          </w:p>
+        </w:tc>
+        <w:tc>
+          <w:tcPr>
+            <w:tcW w:w="2303" w:type="dxa"/>
+          </w:tcPr>
+          <w:p>
+            <w:pPr>
+              <w:rPr>
+                <w:rFonts w:ascii="Times New Roman" w:hAnsi="Times New Roman" w:cs="Times New Roman"/>
+                <w:sz w:val="20"/>
+                <w:szCs w:val="20"/>
+              </w:rPr>
+            </w:pPr>
+            <w:r>
+              <w:rPr>
+                <w:rFonts w:ascii="Times New Roman" w:hAnsi="Times New Roman" w:cs="Times New Roman"/>
+                <w:sz w:val="20"/>
+                <w:szCs w:val="20"/>
+              </w:rPr>
+              <w:t xml:space="preserve">23</w:t>
             </w:r>
           </w:p>
         </w:tc>
@@ -3817,29 +3817,29 @@
                 <w:sz w:val="20"/>
                 <w:szCs w:val="20"/>
               </w:rPr>
-              <w:t xml:space="preserve">36</w:t>
-            </w:r>
-          </w:p>
-        </w:tc>
-        <w:tc>
-          <w:tcPr>
-            <w:tcW w:w="2303" w:type="dxa"/>
-          </w:tcPr>
-          <w:p>
-            <w:pPr>
-              <w:rPr>
-                <w:rFonts w:ascii="Times New Roman" w:hAnsi="Times New Roman" w:cs="Times New Roman"/>
-                <w:sz w:val="20"/>
-                <w:szCs w:val="20"/>
-              </w:rPr>
-            </w:pPr>
-            <w:r>
-              <w:rPr>
-                <w:rFonts w:ascii="Times New Roman" w:hAnsi="Times New Roman" w:cs="Times New Roman"/>
-                <w:sz w:val="20"/>
-                <w:szCs w:val="20"/>
-              </w:rPr>
-              <w:t xml:space="preserve">28</w:t>
+              <w:t xml:space="preserve">38</w:t>
+            </w:r>
+          </w:p>
+        </w:tc>
+        <w:tc>
+          <w:tcPr>
+            <w:tcW w:w="2303" w:type="dxa"/>
+          </w:tcPr>
+          <w:p>
+            <w:pPr>
+              <w:rPr>
+                <w:rFonts w:ascii="Times New Roman" w:hAnsi="Times New Roman" w:cs="Times New Roman"/>
+                <w:sz w:val="20"/>
+                <w:szCs w:val="20"/>
+              </w:rPr>
+            </w:pPr>
+            <w:r>
+              <w:rPr>
+                <w:rFonts w:ascii="Times New Roman" w:hAnsi="Times New Roman" w:cs="Times New Roman"/>
+                <w:sz w:val="20"/>
+                <w:szCs w:val="20"/>
+              </w:rPr>
+              <w:t xml:space="preserve">30</w:t>
             </w:r>
           </w:p>
         </w:tc>
@@ -3907,51 +3907,51 @@
                 <w:sz w:val="20"/>
                 <w:szCs w:val="20"/>
               </w:rPr>
-              <w:t xml:space="preserve">63</w:t>
-            </w:r>
-          </w:p>
-        </w:tc>
-        <w:tc>
-          <w:tcPr>
-            <w:tcW w:w="2303" w:type="dxa"/>
-          </w:tcPr>
-          <w:p>
-            <w:pPr>
-              <w:rPr>
-                <w:rFonts w:ascii="Times New Roman" w:hAnsi="Times New Roman" w:cs="Times New Roman"/>
-                <w:sz w:val="20"/>
-                <w:szCs w:val="20"/>
-              </w:rPr>
-            </w:pPr>
-            <w:r>
-              <w:rPr>
-                <w:rFonts w:ascii="Times New Roman" w:hAnsi="Times New Roman" w:cs="Times New Roman"/>
-                <w:sz w:val="20"/>
-                <w:szCs w:val="20"/>
-              </w:rPr>
-              <w:t xml:space="preserve">49</w:t>
-            </w:r>
-          </w:p>
-        </w:tc>
-        <w:tc>
-          <w:tcPr>
-            <w:tcW w:w="2303" w:type="dxa"/>
-          </w:tcPr>
-          <w:p>
-            <w:pPr>
-              <w:rPr>
-                <w:rFonts w:ascii="Times New Roman" w:hAnsi="Times New Roman" w:cs="Times New Roman"/>
-                <w:sz w:val="20"/>
-                <w:szCs w:val="20"/>
-              </w:rPr>
-            </w:pPr>
-            <w:r>
-              <w:rPr>
-                <w:rFonts w:ascii="Times New Roman" w:hAnsi="Times New Roman" w:cs="Times New Roman"/>
-                <w:sz w:val="20"/>
-                <w:szCs w:val="20"/>
-              </w:rPr>
-              <w:t xml:space="preserve">14</w:t>
+              <w:t xml:space="preserve">38</w:t>
+            </w:r>
+          </w:p>
+        </w:tc>
+        <w:tc>
+          <w:tcPr>
+            <w:tcW w:w="2303" w:type="dxa"/>
+          </w:tcPr>
+          <w:p>
+            <w:pPr>
+              <w:rPr>
+                <w:rFonts w:ascii="Times New Roman" w:hAnsi="Times New Roman" w:cs="Times New Roman"/>
+                <w:sz w:val="20"/>
+                <w:szCs w:val="20"/>
+              </w:rPr>
+            </w:pPr>
+            <w:r>
+              <w:rPr>
+                <w:rFonts w:ascii="Times New Roman" w:hAnsi="Times New Roman" w:cs="Times New Roman"/>
+                <w:sz w:val="20"/>
+                <w:szCs w:val="20"/>
+              </w:rPr>
+              <w:t xml:space="preserve">30</w:t>
+            </w:r>
+          </w:p>
+        </w:tc>
+        <w:tc>
+          <w:tcPr>
+            <w:tcW w:w="2303" w:type="dxa"/>
+          </w:tcPr>
+          <w:p>
+            <w:pPr>
+              <w:rPr>
+                <w:rFonts w:ascii="Times New Roman" w:hAnsi="Times New Roman" w:cs="Times New Roman"/>
+                <w:sz w:val="20"/>
+                <w:szCs w:val="20"/>
+              </w:rPr>
+            </w:pPr>
+            <w:r>
+              <w:rPr>
+                <w:rFonts w:ascii="Times New Roman" w:hAnsi="Times New Roman" w:cs="Times New Roman"/>
+                <w:sz w:val="20"/>
+                <w:szCs w:val="20"/>
+              </w:rPr>
+              <w:t xml:space="preserve">8</w:t>
             </w:r>
           </w:p>
         </w:tc>
@@ -4896,29 +4896,29 @@
                 <w:sz w:val="20"/>
                 <w:szCs w:val="20"/>
               </w:rPr>
-              <w:t xml:space="preserve">13</w:t>
-            </w:r>
-          </w:p>
-        </w:tc>
-        <w:tc>
-          <w:tcPr>
-            <w:tcW w:w="2303" w:type="dxa"/>
-          </w:tcPr>
-          <w:p>
-            <w:pPr>
-              <w:rPr>
-                <w:rFonts w:ascii="Times New Roman" w:hAnsi="Times New Roman" w:cs="Times New Roman"/>
-                <w:sz w:val="20"/>
-                <w:szCs w:val="20"/>
-              </w:rPr>
-            </w:pPr>
-            <w:r>
-              <w:rPr>
-                <w:rFonts w:ascii="Times New Roman" w:hAnsi="Times New Roman" w:cs="Times New Roman"/>
-                <w:sz w:val="20"/>
-                <w:szCs w:val="20"/>
-              </w:rPr>
-              <w:t xml:space="preserve">5</w:t>
+              <w:t xml:space="preserve">12</w:t>
+            </w:r>
+          </w:p>
+        </w:tc>
+        <w:tc>
+          <w:tcPr>
+            <w:tcW w:w="2303" w:type="dxa"/>
+          </w:tcPr>
+          <w:p>
+            <w:pPr>
+              <w:rPr>
+                <w:rFonts w:ascii="Times New Roman" w:hAnsi="Times New Roman" w:cs="Times New Roman"/>
+                <w:sz w:val="20"/>
+                <w:szCs w:val="20"/>
+              </w:rPr>
+            </w:pPr>
+            <w:r>
+              <w:rPr>
+                <w:rFonts w:ascii="Times New Roman" w:hAnsi="Times New Roman" w:cs="Times New Roman"/>
+                <w:sz w:val="20"/>
+                <w:szCs w:val="20"/>
+              </w:rPr>
+              <w:t xml:space="preserve">4</w:t>
             </w:r>
           </w:p>
         </w:tc>
@@ -4986,51 +4986,51 @@
                 <w:sz w:val="20"/>
                 <w:szCs w:val="20"/>
               </w:rPr>
-              <w:t xml:space="preserve">18</w:t>
-            </w:r>
-          </w:p>
-        </w:tc>
-        <w:tc>
-          <w:tcPr>
-            <w:tcW w:w="2303" w:type="dxa"/>
-          </w:tcPr>
-          <w:p>
-            <w:pPr>
-              <w:rPr>
-                <w:rFonts w:ascii="Times New Roman" w:hAnsi="Times New Roman" w:cs="Times New Roman"/>
-                <w:sz w:val="20"/>
-                <w:szCs w:val="20"/>
-              </w:rPr>
-            </w:pPr>
-            <w:r>
-              <w:rPr>
-                <w:rFonts w:ascii="Times New Roman" w:hAnsi="Times New Roman" w:cs="Times New Roman"/>
-                <w:sz w:val="20"/>
-                <w:szCs w:val="20"/>
-              </w:rPr>
-              <w:t xml:space="preserve">9</w:t>
-            </w:r>
-          </w:p>
-        </w:tc>
-        <w:tc>
-          <w:tcPr>
-            <w:tcW w:w="2303" w:type="dxa"/>
-          </w:tcPr>
-          <w:p>
-            <w:pPr>
-              <w:rPr>
-                <w:rFonts w:ascii="Times New Roman" w:hAnsi="Times New Roman" w:cs="Times New Roman"/>
-                <w:sz w:val="20"/>
-                <w:szCs w:val="20"/>
-              </w:rPr>
-            </w:pPr>
-            <w:r>
-              <w:rPr>
-                <w:rFonts w:ascii="Times New Roman" w:hAnsi="Times New Roman" w:cs="Times New Roman"/>
-                <w:sz w:val="20"/>
-                <w:szCs w:val="20"/>
-              </w:rPr>
-              <w:t xml:space="preserve">9</w:t>
+              <w:t xml:space="preserve">13</w:t>
+            </w:r>
+          </w:p>
+        </w:tc>
+        <w:tc>
+          <w:tcPr>
+            <w:tcW w:w="2303" w:type="dxa"/>
+          </w:tcPr>
+          <w:p>
+            <w:pPr>
+              <w:rPr>
+                <w:rFonts w:ascii="Times New Roman" w:hAnsi="Times New Roman" w:cs="Times New Roman"/>
+                <w:sz w:val="20"/>
+                <w:szCs w:val="20"/>
+              </w:rPr>
+            </w:pPr>
+            <w:r>
+              <w:rPr>
+                <w:rFonts w:ascii="Times New Roman" w:hAnsi="Times New Roman" w:cs="Times New Roman"/>
+                <w:sz w:val="20"/>
+                <w:szCs w:val="20"/>
+              </w:rPr>
+              <w:t xml:space="preserve">5</w:t>
+            </w:r>
+          </w:p>
+        </w:tc>
+        <w:tc>
+          <w:tcPr>
+            <w:tcW w:w="2303" w:type="dxa"/>
+          </w:tcPr>
+          <w:p>
+            <w:pPr>
+              <w:rPr>
+                <w:rFonts w:ascii="Times New Roman" w:hAnsi="Times New Roman" w:cs="Times New Roman"/>
+                <w:sz w:val="20"/>
+                <w:szCs w:val="20"/>
+              </w:rPr>
+            </w:pPr>
+            <w:r>
+              <w:rPr>
+                <w:rFonts w:ascii="Times New Roman" w:hAnsi="Times New Roman" w:cs="Times New Roman"/>
+                <w:sz w:val="20"/>
+                <w:szCs w:val="20"/>
+              </w:rPr>
+              <w:t xml:space="preserve">8</w:t>
             </w:r>
           </w:p>
         </w:tc>
@@ -5261,19 +5261,67 @@
         <w:t xml:space="preserve"/>
       </w:r>
       <w:r>
+        <w:t xml:space="preserve"/>
+      </w:r>
+      <w:r>
+        <w:rPr>
+          <w:lang w:val="en-US"/>
+        </w:rPr>
+        <w:t xml:space="preserve"/>
+      </w:r>
+      <w:r>
         <w:t xml:space="preserve">1</w:t>
       </w:r>
       <w:r>
         <w:tab/>
-        <w:t xml:space="preserve">0:43:59.8</w:t>
-      </w:r>
-      <w:r>
-        <w:tab/>
+        <w:t xml:space="preserve">0:55:16.4</w:t>
+      </w:r>
+      <w:r>
+        <w:tab/>
+        <w:t xml:space="preserve">76</w:t>
+      </w:r>
+      <w:r>
+        <w:tab/>
+        <w:t xml:space="preserve">Димитър Мавродиев</w:t>
+      </w:r>
+      <w:r>
+        <w:br/>
+      </w:r>
+      <w:r>
+        <w:t xml:space="preserve"/>
+      </w:r>
+      <w:r>
+        <w:t xml:space="preserve"/>
+      </w:r>
+      <w:r>
+        <w:rPr>
+          <w:lang w:val="en-US"/>
+        </w:rPr>
+        <w:t xml:space="preserve"/>
+      </w:r>
+      <w:r>
+        <w:t xml:space="preserve"/>
+      </w:r>
+      <w:r>
+        <w:rPr>
+          <w:lang w:val="en-US"/>
+        </w:rPr>
+        <w:t xml:space="preserve"/>
+      </w:r>
+      <w:r>
         <w:t xml:space="preserve">2</w:t>
       </w:r>
       <w:r>
         <w:tab/>
-        <w:t xml:space="preserve">Кристиян Кобер</w:t>
+        <w:t xml:space="preserve">1:13:22.5</w:t>
+      </w:r>
+      <w:r>
+        <w:tab/>
+        <w:t xml:space="preserve">38</w:t>
+      </w:r>
+      <w:r>
+        <w:tab/>
+        <w:t xml:space="preserve">Борислав Димитров</w:t>
       </w:r>
       <w:r>
         <w:br/>
@@ -5300,72 +5348,24 @@
         <w:t xml:space="preserve"/>
       </w:r>
       <w:r>
-        <w:t xml:space="preserve">2</w:t>
-      </w:r>
-      <w:r>
-        <w:tab/>
-        <w:t xml:space="preserve">0:55:16.4</w:t>
-      </w:r>
-      <w:r>
-        <w:tab/>
-        <w:t xml:space="preserve">76</w:t>
-      </w:r>
-      <w:r>
-        <w:tab/>
-        <w:t xml:space="preserve">Димитър Мавродиев</w:t>
+        <w:t xml:space="preserve">3</w:t>
+      </w:r>
+      <w:r>
+        <w:tab/>
+        <w:t xml:space="preserve">1:26:38.5</w:t>
+      </w:r>
+      <w:r>
+        <w:tab/>
+        <w:t xml:space="preserve">205</w:t>
+      </w:r>
+      <w:r>
+        <w:tab/>
+        <w:t xml:space="preserve">Петър Петров</w:t>
       </w:r>
       <w:r>
         <w:br/>
       </w:r>
       <w:r>
-        <w:t xml:space="preserve"/>
-      </w:r>
-      <w:r>
-        <w:t xml:space="preserve"/>
-      </w:r>
-      <w:r>
-        <w:rPr>
-          <w:lang w:val="en-US"/>
-        </w:rPr>
-        <w:t xml:space="preserve"/>
-      </w:r>
-      <w:r>
-        <w:t xml:space="preserve"/>
-      </w:r>
-      <w:r>
-        <w:rPr>
-          <w:lang w:val="en-US"/>
-        </w:rPr>
-        <w:t xml:space="preserve"/>
-      </w:r>
-      <w:r>
-        <w:t xml:space="preserve">3</w:t>
-      </w:r>
-      <w:r>
-        <w:tab/>
-        <w:t xml:space="preserve">1:13:22.5</w:t>
-      </w:r>
-      <w:r>
-        <w:tab/>
-        <w:t xml:space="preserve">38</w:t>
-      </w:r>
-      <w:r>
-        <w:tab/>
-        <w:t xml:space="preserve">Борислав Димитров</w:t>
-      </w:r>
-      <w:r>
-        <w:br/>
-      </w:r>
-      <w:r>
-        <w:t xml:space="preserve"/>
-      </w:r>
-      <w:r>
-        <w:t xml:space="preserve"/>
-      </w:r>
-      <w:r>
-        <w:rPr>
-          <w:lang w:val="en-US"/>
-        </w:rPr>
         <w:t xml:space="preserve"/>
       </w:r>
       <w:r>
@@ -5573,12 +5573,6 @@
         <w:t xml:space="preserve"/>
       </w:r>
       <w:r>
-        <w:rPr>
-          <w:lang w:val="en-US"/>
-        </w:rPr>
-        <w:t xml:space="preserve"/>
-      </w:r>
-      <w:r>
         <w:t xml:space="preserve">1</w:t>
       </w:r>
       <w:r>
@@ -5663,6 +5657,12 @@
         <w:br/>
       </w:r>
       <w:r>
+        <w:t xml:space="preserve"/>
+      </w:r>
+      <w:r>
+        <w:rPr>
+          <w:lang w:val="en-US"/>
+        </w:rPr>
         <w:t xml:space="preserve"/>
       </w:r>
       <w:r>
@@ -6394,15 +6394,6 @@
         <w:t xml:space="preserve"/>
       </w:r>
       <w:r>
-        <w:t xml:space="preserve"/>
-      </w:r>
-      <w:r>
-        <w:rPr>
-          <w:lang w:val="en-US"/>
-        </w:rPr>
-        <w:t xml:space="preserve"/>
-      </w:r>
-      <w:r>
         <w:t xml:space="preserve">1</w:t>
       </w:r>
       <w:r>
@@ -6481,6 +6472,15 @@
         <w:br/>
       </w:r>
       <w:r>
+        <w:t xml:space="preserve"/>
+      </w:r>
+      <w:r>
+        <w:t xml:space="preserve"/>
+      </w:r>
+      <w:r>
+        <w:rPr>
+          <w:lang w:val="en-US"/>
+        </w:rPr>
         <w:t xml:space="preserve"/>
       </w:r>
       <w:r>
@@ -6688,11 +6688,29 @@
         <w:t xml:space="preserve"/>
       </w:r>
       <w:r>
+        <w:rPr>
+          <w:lang w:val="en-US"/>
+        </w:rPr>
+        <w:t xml:space="preserve"/>
+      </w:r>
+      <w:r>
+        <w:rPr>
+          <w:lang w:val="en-US"/>
+        </w:rPr>
+        <w:t xml:space="preserve"/>
+      </w:r>
+      <w:r>
+        <w:rPr>
+          <w:lang w:val="en-US"/>
+        </w:rPr>
+        <w:t xml:space="preserve"/>
+      </w:r>
+      <w:r>
         <w:t xml:space="preserve">1</w:t>
       </w:r>
       <w:r>
         <w:tab/>
-        <w:t xml:space="preserve">0:56:41.6</w:t>
+        <w:t xml:space="preserve">1:41:40.3</w:t>
       </w:r>
       <w:r>
         <w:tab/>
@@ -6706,24 +6724,6 @@
         <w:br/>
       </w:r>
       <w:r>
-        <w:t xml:space="preserve"/>
-      </w:r>
-      <w:r>
-        <w:rPr>
-          <w:lang w:val="en-US"/>
-        </w:rPr>
-        <w:t xml:space="preserve"/>
-      </w:r>
-      <w:r>
-        <w:rPr>
-          <w:lang w:val="en-US"/>
-        </w:rPr>
-        <w:t xml:space="preserve"/>
-      </w:r>
-      <w:r>
-        <w:rPr>
-          <w:lang w:val="en-US"/>
-        </w:rPr>
         <w:t xml:space="preserve"/>
       </w:r>
       <w:r>
@@ -7102,29 +7102,29 @@
                 <w:sz w:val="20"/>
                 <w:szCs w:val="20"/>
               </w:rPr>
-              <w:t xml:space="preserve">2</w:t>
-            </w:r>
-          </w:p>
-        </w:tc>
-        <w:tc>
-          <w:tcPr>
-            <w:tcW w:w="2303" w:type="dxa"/>
-          </w:tcPr>
-          <w:p>
-            <w:pPr>
-              <w:rPr>
-                <w:rFonts w:ascii="Times New Roman" w:hAnsi="Times New Roman" w:cs="Times New Roman"/>
-                <w:sz w:val="20"/>
-                <w:szCs w:val="20"/>
-              </w:rPr>
-            </w:pPr>
-            <w:r>
-              <w:rPr>
-                <w:rFonts w:ascii="Times New Roman" w:hAnsi="Times New Roman" w:cs="Times New Roman"/>
-                <w:sz w:val="20"/>
-                <w:szCs w:val="20"/>
-              </w:rPr>
-              <w:t xml:space="preserve">2</w:t>
+              <w:t xml:space="preserve">1</w:t>
+            </w:r>
+          </w:p>
+        </w:tc>
+        <w:tc>
+          <w:tcPr>
+            <w:tcW w:w="2303" w:type="dxa"/>
+          </w:tcPr>
+          <w:p>
+            <w:pPr>
+              <w:rPr>
+                <w:rFonts w:ascii="Times New Roman" w:hAnsi="Times New Roman" w:cs="Times New Roman"/>
+                <w:sz w:val="20"/>
+                <w:szCs w:val="20"/>
+              </w:rPr>
+            </w:pPr>
+            <w:r>
+              <w:rPr>
+                <w:rFonts w:ascii="Times New Roman" w:hAnsi="Times New Roman" w:cs="Times New Roman"/>
+                <w:sz w:val="20"/>
+                <w:szCs w:val="20"/>
+              </w:rPr>
+              <w:t xml:space="preserve">1</w:t>
             </w:r>
           </w:p>
         </w:tc>
